--- a/policies/build/chapters_v2/PSQ/document/PSQ_Package_v2/PSQ1/SOP_PSQ1_patient_safety_programme.docx
+++ b/policies/build/chapters_v2/PSQ/document/PSQ_Package_v2/PSQ1/SOP_PSQ1_patient_safety_programme.docx
@@ -464,13 +464,12 @@
           <w:b/>
           <w:i/>
         </w:rPr>
-        <w:t xml:space="preserve">Why this step matters: </w:t>
+        <w:t>Why this step matters: A committee that exists only on paper, without real authority or a fixed meeting cadence, can't actually catch and fix anything — this step is what makes the whole programme more than a policy document.</w:t>
       </w:r>
       <w:r>
         <w:rPr>
           <w:i/>
         </w:rPr>
-        <w:t>This is the paper trail that proves the requirement was actually carried out, not just described in the policy. NABH checks this as part of how a genuine patient-safety and quality programme actually runs.</w:t>
       </w:r>
     </w:p>
     <w:p>
@@ -479,8 +478,51 @@
       </w:r>
     </w:p>
     <w:p>
+      <w:pPr/>
       <w:r>
-        <w:t>2. Give it multidisciplinary membership: a senior-clinician Chair, a Quality/Patient Safety Officer as secretary, nursing, pharmacy, infection control, laboratory, and a patient/family representative.</w:t>
+        <w:t>2. Give the Committee multidisciplinary membership, including at minimum:</w:t>
+      </w:r>
+    </w:p>
+    <w:p>
+      <w:pPr/>
+      <w:r>
+        <w:t>a. A senior-clinician Chair.</w:t>
+      </w:r>
+    </w:p>
+    <w:p>
+      <w:pPr/>
+      <w:r>
+        <w:t>b. A Quality/Patient Safety Officer as secretary.</w:t>
+      </w:r>
+    </w:p>
+    <w:p>
+      <w:pPr/>
+      <w:r>
+        <w:t>c. Nursing.</w:t>
+      </w:r>
+    </w:p>
+    <w:p>
+      <w:pPr/>
+      <w:r>
+        <w:t>d. Pharmacy.</w:t>
+      </w:r>
+    </w:p>
+    <w:p>
+      <w:pPr/>
+      <w:r>
+        <w:t>e. Infection control.</w:t>
+      </w:r>
+    </w:p>
+    <w:p>
+      <w:pPr/>
+      <w:r>
+        <w:t>f. Laboratory.</w:t>
+      </w:r>
+    </w:p>
+    <w:p>
+      <w:pPr/>
+      <w:r>
+        <w:t>g. A patient/family representative.</w:t>
       </w:r>
     </w:p>
     <w:p>
@@ -531,13 +573,12 @@
           <w:b/>
           <w:i/>
         </w:rPr>
-        <w:t xml:space="preserve">Why this step matters: </w:t>
+        <w:t>Why this step matters: A safety programme that only watches the wards and ignores diagnostics, outpatients or support services is blind to exactly where many serious incidents actually originate.</w:t>
       </w:r>
       <w:r>
         <w:rPr>
           <w:i/>
         </w:rPr>
-        <w:t>This is the paper trail that proves the requirement was actually carried out, not just described in the policy. NABH checks this as part of how a genuine patient-safety and quality programme actually runs.</w:t>
       </w:r>
     </w:p>
     <w:p>
@@ -588,13 +629,12 @@
           <w:b/>
           <w:i/>
         </w:rPr>
-        <w:t xml:space="preserve">Why this step matters: </w:t>
+        <w:t>Why this step matters: A system that only logs sentinel events waits for the worst possible outcome before it learns anything — near-misses are the early warning that stops the sentinel event from happening at all.</w:t>
       </w:r>
       <w:r>
         <w:rPr>
           <w:i/>
         </w:rPr>
-        <w:t>This is the paper trail that proves the requirement was actually carried out, not just described in the policy. NABH checks this as part of how a genuine patient-safety and quality programme actually runs.</w:t>
       </w:r>
     </w:p>
     <w:p>
@@ -645,13 +685,12 @@
           <w:b/>
           <w:i/>
         </w:rPr>
-        <w:t xml:space="preserve">Why this step matters: </w:t>
+        <w:t>Why this step matters: Without one named person holding real authority, 'someone should be watching safety' quietly becomes no one's actual job.</w:t>
       </w:r>
       <w:r>
         <w:rPr>
           <w:i/>
         </w:rPr>
-        <w:t>This is the paper trail that proves the requirement was actually carried out, not just described in the policy. NABH checks this as part of how a genuine patient-safety and quality programme actually runs.</w:t>
       </w:r>
     </w:p>
     <w:p>
@@ -683,7 +722,7 @@
           <w:i/>
           <w:sz w:val="18"/>
         </w:rPr>
-        <w:t>National Accreditation Board for Hospitals and Healthcare Providers. Accreditation Standards for Hospitals, 6th Edition, PSQ.1.</w:t>
+        <w:t>National Accreditation Board for Hospitals and Healthcare Providers. (2025). NABH accreditation standards for hospitals (6th ed.), PSQ.1. ISBN 978-81-965264-9-8. https://portal.nabh.co/images/Standards/NABH%20Hospital%20Accreditation%20Standard%206th%20Edition%20January%202025.pdf</w:t>
       </w:r>
     </w:p>
     <w:p>
@@ -700,13 +739,12 @@
           <w:b/>
           <w:i/>
         </w:rPr>
-        <w:t xml:space="preserve">Why this step matters: </w:t>
+        <w:t>Why this step matters: Waiting for an incident before fixing a risky process is reactive, not safety — proactive analysis finds the failure point before a patient is ever harmed by it.</w:t>
       </w:r>
       <w:r>
         <w:rPr>
           <w:i/>
         </w:rPr>
-        <w:t>This is the paper trail that proves the requirement was actually carried out, not just described in the policy. NABH checks this as part of how a genuine patient-safety and quality programme actually runs.</w:t>
       </w:r>
     </w:p>
     <w:p>
@@ -767,13 +805,12 @@
           <w:b/>
           <w:i/>
         </w:rPr>
-        <w:t xml:space="preserve">Why this step matters: </w:t>
+        <w:t>Why this step matters: A programme never checked against its own data can drift a long way from what's actually happening on the wards before anyone notices.</w:t>
       </w:r>
       <w:r>
         <w:rPr>
           <w:i/>
         </w:rPr>
-        <w:t>This is the paper trail that proves the requirement was actually carried out, not just described in the policy. NABH checks this as part of how a genuine patient-safety and quality programme actually runs.</w:t>
       </w:r>
     </w:p>
     <w:p>
@@ -805,7 +842,7 @@
           <w:i/>
           <w:sz w:val="18"/>
         </w:rPr>
-        <w:t>National Accreditation Board for Hospitals and Healthcare Providers. Accreditation Standards for Hospitals, 6th Edition, PSQ.1.</w:t>
+        <w:t>National Accreditation Board for Hospitals and Healthcare Providers. (2025). NABH accreditation standards for hospitals (6th ed.), PSQ.1. ISBN 978-81-965264-9-8. https://portal.nabh.co/images/Standards/NABH%20Hospital%20Accreditation%20Standard%206th%20Edition%20January%202025.pdf</w:t>
       </w:r>
     </w:p>
     <w:p>
@@ -822,13 +859,12 @@
           <w:b/>
           <w:i/>
         </w:rPr>
-        <w:t xml:space="preserve">Why this step matters: </w:t>
+        <w:t>Why this step matters: These goals target the specific errors that cause the most preventable harm in hospitals worldwide — skipping any one of them leaves a well-documented, known gap wide open.</w:t>
       </w:r>
       <w:r>
         <w:rPr>
           <w:i/>
         </w:rPr>
-        <w:t>This is the paper trail that proves the requirement was actually carried out, not just described in the policy. NABH checks this as part of how a genuine patient-safety and quality programme actually runs.</w:t>
       </w:r>
     </w:p>
     <w:p>
@@ -970,7 +1006,7 @@
         <w:rPr>
           <w:i/>
         </w:rPr>
-        <w:t>NABH — Accreditation Standards for Hospitals, 6th Edition, PSQ.1 — named source, no working link could be verified from here; check directly.</w:t>
+        <w:t>National Accreditation Board for Hospitals and Healthcare Providers. (2025). NABH accreditation standards for hospitals (6th ed.), PSQ.1. ISBN 978-81-965264-9-8. https://portal.nabh.co/images/Standards/NABH%20Hospital%20Accreditation%20Standard%206th%20Edition%20January%202025.pdf</w:t>
       </w:r>
     </w:p>
     <w:p>

--- a/policies/build/chapters_v2/PSQ/document/PSQ_Package_v2/PSQ1/SOP_PSQ1_patient_safety_programme.docx
+++ b/policies/build/chapters_v2/PSQ/document/PSQ_Package_v2/PSQ1/SOP_PSQ1_patient_safety_programme.docx
@@ -717,13 +717,16 @@
       <w:pPr>
         <w:pStyle w:val="ListParagraph"/>
       </w:pPr>
-      <w:r>
-        <w:rPr>
-          <w:i/>
-          <w:sz w:val="18"/>
-        </w:rPr>
-        <w:t>National Accreditation Board for Hospitals and Healthcare Providers. (2025). NABH accreditation standards for hospitals (6th ed.), PSQ.1. ISBN 978-81-965264-9-8. https://portal.nabh.co/images/Standards/NABH%20Hospital%20Accreditation%20Standard%206th%20Edition%20January%202025.pdf</w:t>
-      </w:r>
+      <w:hyperlink r:id="rId15">
+        <w:r>
+          <w:rPr>
+            <w:rStyle w:val="Hyperlink"/>
+            <w:i/>
+            <w:sz w:val="18"/>
+          </w:rPr>
+          <w:t>National Accreditation Board for Hospitals and Healthcare Providers. (2025). NABH accreditation standards for hospitals (6th ed.), PSQ.1. ISBN 978-81-965264-9-8. https://portal.nabh.co/images/Standards/NABH%20Hospital%20Accreditation%20Standard%206th%20Edition%20January%202025.pdf</w:t>
+        </w:r>
+      </w:hyperlink>
     </w:p>
     <w:p>
       <w:pPr>
@@ -837,13 +840,16 @@
       <w:pPr>
         <w:pStyle w:val="ListParagraph"/>
       </w:pPr>
-      <w:r>
-        <w:rPr>
-          <w:i/>
-          <w:sz w:val="18"/>
-        </w:rPr>
-        <w:t>National Accreditation Board for Hospitals and Healthcare Providers. (2025). NABH accreditation standards for hospitals (6th ed.), PSQ.1. ISBN 978-81-965264-9-8. https://portal.nabh.co/images/Standards/NABH%20Hospital%20Accreditation%20Standard%206th%20Edition%20January%202025.pdf</w:t>
-      </w:r>
+      <w:hyperlink r:id="rId15">
+        <w:r>
+          <w:rPr>
+            <w:rStyle w:val="Hyperlink"/>
+            <w:i/>
+            <w:sz w:val="18"/>
+          </w:rPr>
+          <w:t>National Accreditation Board for Hospitals and Healthcare Providers. (2025). NABH accreditation standards for hospitals (6th ed.), PSQ.1. ISBN 978-81-965264-9-8. https://portal.nabh.co/images/Standards/NABH%20Hospital%20Accreditation%20Standard%206th%20Edition%20January%202025.pdf</w:t>
+        </w:r>
+      </w:hyperlink>
     </w:p>
     <w:p>
       <w:pPr>
@@ -1002,12 +1008,15 @@
       <w:pPr>
         <w:pStyle w:val="ListParagraph"/>
       </w:pPr>
-      <w:r>
-        <w:rPr>
-          <w:i/>
-        </w:rPr>
-        <w:t>National Accreditation Board for Hospitals and Healthcare Providers. (2025). NABH accreditation standards for hospitals (6th ed.), PSQ.1. ISBN 978-81-965264-9-8. https://portal.nabh.co/images/Standards/NABH%20Hospital%20Accreditation%20Standard%206th%20Edition%20January%202025.pdf</w:t>
-      </w:r>
+      <w:hyperlink r:id="rId15">
+        <w:r>
+          <w:rPr>
+            <w:rStyle w:val="Hyperlink"/>
+            <w:i/>
+          </w:rPr>
+          <w:t>National Accreditation Board for Hospitals and Healthcare Providers. (2025). NABH accreditation standards for hospitals (6th ed.), PSQ.1. ISBN 978-81-965264-9-8. https://portal.nabh.co/images/Standards/NABH%20Hospital%20Accreditation%20Standard%206th%20Edition%20January%202025.pdf</w:t>
+        </w:r>
+      </w:hyperlink>
     </w:p>
     <w:p>
       <w:pPr>
